--- a/Chinedu_Ezeofor_Resume.docx
+++ b/Chinedu_Ezeofor_Resume.docx
@@ -280,6 +280,16 @@
         <w:ind w:left="317"/>
       </w:pPr>
       <w:r>
+        <w:t>Administer the agency's Google Workspace: users, domain and business email setup.</w:t>
+      </w:r>
+    </w:p>
+    <w:p>
+      <w:pPr>
+        <w:pStyle w:val="ListBullet"/>
+        <w:spacing w:after="40"/>
+        <w:ind w:left="317"/>
+      </w:pPr>
+      <w:r>
         <w:t>Built a Make.com workflow that takes Facebook group join requests, verifies the email address, and passes everyone who clears into a clean marketing list.</w:t>
       </w:r>
     </w:p>
@@ -364,7 +374,7 @@
         <w:t xml:space="preserve">Identity &amp; access: </w:t>
       </w:r>
       <w:r>
-        <w:t>Active Directory (Windows Server AD DS), Microsoft 365, Duo MFA, account provisioning, group and shared mailbox access</w:t>
+        <w:t>Active Directory (Windows Server AD DS), Microsoft 365, Google Workspace administration, Duo MFA, account provisioning, group and shared mailbox access</w:t>
       </w:r>
     </w:p>
     <w:p>

--- a/Chinedu_Ezeofor_Resume.docx
+++ b/Chinedu_Ezeofor_Resume.docx
@@ -29,14 +29,10 @@
     </w:p>
     <w:p>
       <w:pPr>
-        <w:spacing w:after="80"/>
-        <w:jc w:val="center"/>
+        <w:spacing w:after="60"/>
       </w:pPr>
       <w:r>
-        <w:rPr>
-          <w:sz w:val="19"/>
-        </w:rPr>
-        <w:t>New York, NY  |  chinedu@interactxp.com  |  linkedin.com/in/c-ezeofor90</w:t>
+        <w:t>New York, NY | chinedu@interactxp.com | linkedin.com/in/c-ezeofor90</w:t>
       </w:r>
     </w:p>
     <w:p>
@@ -57,7 +53,7 @@
     </w:p>
     <w:p>
       <w:pPr>
-        <w:spacing w:after="40"/>
+        <w:spacing w:after="60"/>
       </w:pPr>
       <w:r>
         <w:t>Service desk analyst working in IT support since 2021, currently covering the weekend shift for a healthcare client with 1,000+ users. Most of my day is Active Directory, Epic, MyChart and Microsoft 365 - creating accounts, clearing blocks, verifying who I'm actually talking to before I change anything, and talking users through software changes they didn't ask for. Outside of work I build automations in Make.com and n8n and run a small digital agency in NYC. Studying for Security+.</w:t>
@@ -88,7 +84,7 @@
           <w:b/>
           <w:sz w:val="21"/>
         </w:rPr>
-        <w:t>Service Desk Analyst II - Matrix Global Services</w:t>
+        <w:t>Matrix Global Services - Service Desk Analyst II</w:t>
       </w:r>
     </w:p>
     <w:p>
@@ -175,14 +171,10 @@
     </w:p>
     <w:p>
       <w:pPr>
-        <w:spacing w:before="40"/>
+        <w:spacing w:after="60"/>
       </w:pPr>
       <w:r>
-        <w:rPr>
-          <w:i/>
-          <w:sz w:val="18"/>
-        </w:rPr>
-        <w:t>Environment: Citrix Workspace, internal RDP, Zoho Assist, FreshService, Active Directory, Microsoft 365, Epic, MyChart, Healthstream, Duo</w:t>
+        <w:t>Environment: Citrix Workspace | internal RDP | Zoho Assist | FreshService | Active Directory | Microsoft 365 | Epic | MyChart | Healthstream | Duo</w:t>
       </w:r>
     </w:p>
     <w:p>
@@ -194,7 +186,7 @@
           <w:b/>
           <w:sz w:val="21"/>
         </w:rPr>
-        <w:t>IT Support Specialist (Google x Multiverse Apprenticeship) - Google</w:t>
+        <w:t>Google - IT Support Specialist (Google x Multiverse Apprenticeship)</w:t>
       </w:r>
     </w:p>
     <w:p>
@@ -248,7 +240,7 @@
           <w:b/>
           <w:sz w:val="21"/>
         </w:rPr>
-        <w:t>Founder - Interactive Xperience Agency</w:t>
+        <w:t>Interactive Xperience Agency - Founder</w:t>
       </w:r>
     </w:p>
     <w:p>
@@ -312,7 +304,7 @@
           <w:b/>
           <w:sz w:val="21"/>
         </w:rPr>
-        <w:t>Clerical Support - New York City Law Department</w:t>
+        <w:t>New York City Law Department - Clerical Support</w:t>
       </w:r>
     </w:p>
     <w:p>
@@ -365,86 +357,72 @@
     </w:p>
     <w:p>
       <w:pPr>
-        <w:spacing w:after="20"/>
+        <w:pStyle w:val="ListBullet"/>
+        <w:spacing w:after="40"/>
+        <w:ind w:left="317"/>
       </w:pPr>
       <w:r>
-        <w:rPr>
-          <w:b/>
-        </w:rPr>
-        <w:t xml:space="preserve">Identity &amp; access: </w:t>
-      </w:r>
-      <w:r>
-        <w:t>Active Directory (Windows Server AD DS), Microsoft 365, Google Workspace administration, Duo MFA, account provisioning, group and shared mailbox access</w:t>
+        <w:t>Identity &amp; access: Active Directory (Windows Server AD DS), Microsoft 365, Google Workspace administration, Duo MFA, account provisioning, group and shared mailbox access</w:t>
       </w:r>
     </w:p>
     <w:p>
       <w:pPr>
-        <w:spacing w:after="20"/>
+        <w:pStyle w:val="ListBullet"/>
+        <w:spacing w:after="40"/>
+        <w:ind w:left="317"/>
       </w:pPr>
       <w:r>
-        <w:rPr>
-          <w:b/>
-        </w:rPr>
-        <w:t xml:space="preserve">Service desk: </w:t>
-      </w:r>
-      <w:r>
-        <w:t>FreshService (ITSM), Zoho Assist, Citrix Workspace, remote desktop, ticket triage and escalation</w:t>
+        <w:t>Service desk: FreshService (ITSM), Zoho Assist, Citrix Workspace, remote desktop, ticket triage and escalation</w:t>
       </w:r>
     </w:p>
     <w:p>
       <w:pPr>
-        <w:spacing w:after="20"/>
+        <w:pStyle w:val="ListBullet"/>
+        <w:spacing w:after="40"/>
+        <w:ind w:left="317"/>
       </w:pPr>
       <w:r>
-        <w:rPr>
-          <w:b/>
-        </w:rPr>
-        <w:t xml:space="preserve">Healthcare systems: </w:t>
-      </w:r>
-      <w:r>
-        <w:t>Epic, MyChart, Healthstream</w:t>
+        <w:t>Healthcare systems: Epic, MyChart, Healthstream</w:t>
       </w:r>
     </w:p>
     <w:p>
       <w:pPr>
-        <w:spacing w:after="20"/>
+        <w:pStyle w:val="ListBullet"/>
+        <w:spacing w:after="40"/>
+        <w:ind w:left="317"/>
       </w:pPr>
       <w:r>
-        <w:rPr>
-          <w:b/>
-        </w:rPr>
-        <w:t xml:space="preserve">Platforms: </w:t>
-      </w:r>
-      <w:r>
-        <w:t>Windows, macOS, iOS, Android</w:t>
+        <w:t>Platforms: Windows, macOS, iOS, Android</w:t>
       </w:r>
     </w:p>
     <w:p>
       <w:pPr>
-        <w:spacing w:after="20"/>
+        <w:pStyle w:val="ListBullet"/>
+        <w:spacing w:after="40"/>
+        <w:ind w:left="317"/>
       </w:pPr>
       <w:r>
-        <w:rPr>
-          <w:b/>
-        </w:rPr>
-        <w:t xml:space="preserve">Networking: </w:t>
-      </w:r>
-      <w:r>
-        <w:t>TCP/IP, DNS, DHCP, VPN, LAN/Wi-Fi, ping / ipconfig / nslookup / tracert</w:t>
+        <w:t>Networking &amp; DNS: TCP/IP, DNS record management (MX, SPF, DKIM, CNAME, A, TXT), DHCP, VPN, LAN/Wi-Fi, ping / ipconfig / nslookup / tracert</w:t>
       </w:r>
     </w:p>
     <w:p>
       <w:pPr>
-        <w:spacing w:after="20"/>
+        <w:pStyle w:val="ListBullet"/>
+        <w:spacing w:after="40"/>
+        <w:ind w:left="317"/>
       </w:pPr>
       <w:r>
-        <w:rPr>
-          <w:b/>
-        </w:rPr>
-        <w:t xml:space="preserve">Automation &amp; AI: </w:t>
+        <w:t>Hosting: Vercel, self-hosted services (Stalwart mail server), domain configuration</w:t>
       </w:r>
+    </w:p>
+    <w:p>
+      <w:pPr>
+        <w:pStyle w:val="ListBullet"/>
+        <w:spacing w:after="40"/>
+        <w:ind w:left="317"/>
+      </w:pPr>
       <w:r>
-        <w:t>Make.com, n8n, OpenAI API, no-code databases, prompt writing</w:t>
+        <w:t>Automation &amp; AI: Make.com, n8n, OpenAI API, no-code databases, prompt writing</w:t>
       </w:r>
     </w:p>
     <w:p>
@@ -497,6 +475,36 @@
           <w:sz w:val="21"/>
         </w:rPr>
         <w:t>PROJECTS</w:t>
+      </w:r>
+    </w:p>
+    <w:p>
+      <w:pPr>
+        <w:pStyle w:val="ListBullet"/>
+        <w:spacing w:after="40"/>
+        <w:ind w:left="317"/>
+      </w:pPr>
+      <w:r>
+        <w:t>Standing up a self-hosted Stalwart mail server - running now, still working through full configuration.</w:t>
+      </w:r>
+    </w:p>
+    <w:p>
+      <w:pPr>
+        <w:pStyle w:val="ListBullet"/>
+        <w:spacing w:after="40"/>
+        <w:ind w:left="317"/>
+      </w:pPr>
+      <w:r>
+        <w:t>Manage DNS for my own domain: MX, SPF and DKIM records for mail delivery and authentication.</w:t>
+      </w:r>
+    </w:p>
+    <w:p>
+      <w:pPr>
+        <w:pStyle w:val="ListBullet"/>
+        <w:spacing w:after="40"/>
+        <w:ind w:left="317"/>
+      </w:pPr>
+      <w:r>
+        <w:t>Deployed the agency site on Vercel, including domain and DNS setup.</w:t>
       </w:r>
     </w:p>
     <w:p>
